--- a/Шумов В ПП/Шумов В Отчет.docx
+++ b/Шумов В ПП/Шумов В Отчет.docx
@@ -1905,12 +1905,22 @@
     <w:p>
       <w:pPr>
         <w:pStyle w:val="34"/>
+        <w:numPr>
+          <w:ilvl w:val="0"/>
+          <w:numId w:val="2"/>
+        </w:numPr>
         <w:shd w:val="clear" w:color="auto" w:fill="FFFFFF"/>
+        <w:tabs>
+          <w:tab w:val="left" w:pos="851"/>
+          <w:tab w:val="left" w:pos="993"/>
+          <w:tab w:val="clear" w:pos="720"/>
+        </w:tabs>
         <w:spacing w:before="0" w:beforeAutospacing="0" w:after="0" w:afterAutospacing="0" w:line="360" w:lineRule="auto"/>
-        <w:ind w:firstLine="709"/>
+        <w:ind w:left="0" w:firstLine="709"/>
         <w:contextualSpacing/>
         <w:jc w:val="both"/>
         <w:rPr>
+          <w:rFonts w:hint="default" w:ascii="Times New Roman" w:hAnsi="Times New Roman" w:cs="Times New Roman"/>
           <w:color w:val="0F1115"/>
           <w:sz w:val="28"/>
           <w:szCs w:val="28"/>
@@ -1918,11 +1928,21 @@
       </w:pPr>
       <w:r>
         <w:rPr>
-          <w:color w:val="0F1115"/>
+          <w:rFonts w:hint="default" w:ascii="Times New Roman" w:hAnsi="Times New Roman" w:eastAsia="SimSun" w:cs="Times New Roman"/>
+          <w:b/>
+          <w:bCs/>
           <w:sz w:val="28"/>
           <w:szCs w:val="28"/>
         </w:rPr>
-        <w:t>Центр «ШАГ НА ВСТРЕЧУ» предлагает комплексные программы, направленные на социализацию, творческое и физическое развитие:</w:t>
+        <w:t>Авиационное направление:</w:t>
+      </w:r>
+      <w:r>
+        <w:rPr>
+          <w:rFonts w:hint="default" w:ascii="Times New Roman" w:hAnsi="Times New Roman" w:eastAsia="SimSun" w:cs="Times New Roman"/>
+          <w:sz w:val="28"/>
+          <w:szCs w:val="28"/>
+        </w:rPr>
+        <w:t xml:space="preserve"> Разработка и производство бортовых кислородных систем для экипажей и пассажиров гражданских и военных самолетов, а также вертолетов. Сюда входят блоки кислородного питания, маски и регуляторы давления.</w:t>
       </w:r>
     </w:p>
     <w:p>
@@ -1943,7 +1963,6 @@
         <w:contextualSpacing/>
         <w:jc w:val="both"/>
         <w:rPr>
-          <w:rFonts w:hint="default" w:ascii="Times New Roman" w:hAnsi="Times New Roman" w:cs="Times New Roman"/>
           <w:color w:val="0F1115"/>
           <w:sz w:val="28"/>
           <w:szCs w:val="28"/>
@@ -1951,21 +1970,31 @@
       </w:pPr>
       <w:r>
         <w:rPr>
-          <w:rFonts w:hint="default" w:ascii="Times New Roman" w:hAnsi="Times New Roman" w:eastAsia="SimSun" w:cs="Times New Roman"/>
+          <w:rFonts w:hint="default"/>
           <w:b/>
           <w:bCs/>
+          <w:color w:val="0F1115"/>
           <w:sz w:val="28"/>
           <w:szCs w:val="28"/>
         </w:rPr>
-        <w:t>Авиационное направление:</w:t>
-      </w:r>
-      <w:r>
-        <w:rPr>
-          <w:rFonts w:hint="default" w:ascii="Times New Roman" w:hAnsi="Times New Roman" w:eastAsia="SimSun" w:cs="Times New Roman"/>
+        <w:t>Водолазное и морское снаряжение:</w:t>
+      </w:r>
+      <w:r>
+        <w:rPr>
+          <w:rFonts w:hint="default"/>
+          <w:color w:val="0F1115"/>
           <w:sz w:val="28"/>
           <w:szCs w:val="28"/>
         </w:rPr>
-        <w:t xml:space="preserve"> Разработка и производство бортовых кислородных систем для экипажей и пассажиров гражданских и военных самолетов, а также вертолетов. Сюда входят блоки кислородного питания, маски и регуляторы давления.</w:t>
+        <w:t xml:space="preserve"> Создание дыхательных аппаратов для глубоководных погружений, аварийно-спасательного снаряжения для флота и подводных работ</w:t>
+      </w:r>
+      <w:r>
+        <w:rPr>
+          <w:color w:val="0F1115"/>
+          <w:sz w:val="28"/>
+          <w:szCs w:val="28"/>
+        </w:rPr>
+        <w:t>.</w:t>
       </w:r>
     </w:p>
     <w:p>
@@ -1986,6 +2015,8 @@
         <w:contextualSpacing/>
         <w:jc w:val="both"/>
         <w:rPr>
+          <w:b w:val="0"/>
+          <w:bCs w:val="0"/>
           <w:color w:val="0F1115"/>
           <w:sz w:val="28"/>
           <w:szCs w:val="28"/>
@@ -1993,6 +2024,7 @@
       </w:pPr>
       <w:r>
         <w:rPr>
+          <w:rStyle w:val="10"/>
           <w:rFonts w:hint="default"/>
           <w:b/>
           <w:bCs/>
@@ -2000,24 +2032,19 @@
           <w:sz w:val="28"/>
           <w:szCs w:val="28"/>
         </w:rPr>
-        <w:t>Водолазное и морское снаряжение:</w:t>
-      </w:r>
-      <w:r>
-        <w:rPr>
+        <w:t>Медицинская техника:</w:t>
+      </w:r>
+      <w:r>
+        <w:rPr>
+          <w:rStyle w:val="10"/>
           <w:rFonts w:hint="default"/>
+          <w:b w:val="0"/>
+          <w:bCs w:val="0"/>
           <w:color w:val="0F1115"/>
           <w:sz w:val="28"/>
           <w:szCs w:val="28"/>
         </w:rPr>
-        <w:t xml:space="preserve"> Создание дыхательных аппаратов для глубоководных погружений, аварийно-спасательного снаряжения для флота и подводных работ</w:t>
-      </w:r>
-      <w:r>
-        <w:rPr>
-          <w:color w:val="0F1115"/>
-          <w:sz w:val="28"/>
-          <w:szCs w:val="28"/>
-        </w:rPr>
-        <w:t>.</w:t>
+        <w:t xml:space="preserve"> Производство аппаратов ИВЛ, кислородных ингаляторов и другого оборудования для экстренной медицины, реанимации и служб скорой помощи.</w:t>
       </w:r>
     </w:p>
     <w:p>
@@ -2038,56 +2065,6 @@
         <w:contextualSpacing/>
         <w:jc w:val="both"/>
         <w:rPr>
-          <w:b w:val="0"/>
-          <w:bCs w:val="0"/>
-          <w:color w:val="0F1115"/>
-          <w:sz w:val="28"/>
-          <w:szCs w:val="28"/>
-        </w:rPr>
-      </w:pPr>
-      <w:r>
-        <w:rPr>
-          <w:rStyle w:val="10"/>
-          <w:rFonts w:hint="default"/>
-          <w:b/>
-          <w:bCs/>
-          <w:color w:val="0F1115"/>
-          <w:sz w:val="28"/>
-          <w:szCs w:val="28"/>
-        </w:rPr>
-        <w:t>Медицинская техника:</w:t>
-      </w:r>
-      <w:r>
-        <w:rPr>
-          <w:rStyle w:val="10"/>
-          <w:rFonts w:hint="default"/>
-          <w:b w:val="0"/>
-          <w:bCs w:val="0"/>
-          <w:color w:val="0F1115"/>
-          <w:sz w:val="28"/>
-          <w:szCs w:val="28"/>
-        </w:rPr>
-        <w:t xml:space="preserve"> Производство аппаратов ИВЛ, кислородных ингаляторов и другого оборудования для экстренной медицины, реанимации и служб скорой помощи.</w:t>
-      </w:r>
-    </w:p>
-    <w:p>
-      <w:pPr>
-        <w:pStyle w:val="34"/>
-        <w:numPr>
-          <w:ilvl w:val="0"/>
-          <w:numId w:val="2"/>
-        </w:numPr>
-        <w:shd w:val="clear" w:color="auto" w:fill="FFFFFF"/>
-        <w:tabs>
-          <w:tab w:val="left" w:pos="851"/>
-          <w:tab w:val="left" w:pos="993"/>
-          <w:tab w:val="clear" w:pos="720"/>
-        </w:tabs>
-        <w:spacing w:before="0" w:beforeAutospacing="0" w:after="0" w:afterAutospacing="0" w:line="360" w:lineRule="auto"/>
-        <w:ind w:left="0" w:firstLine="709"/>
-        <w:contextualSpacing/>
-        <w:jc w:val="both"/>
-        <w:rPr>
           <w:rFonts w:hint="default" w:ascii="Times New Roman" w:hAnsi="Times New Roman" w:cs="Times New Roman"/>
           <w:color w:val="0F1115"/>
           <w:sz w:val="28"/>
@@ -2112,6 +2089,42 @@
         </w:rPr>
         <w:t xml:space="preserve"> Изготовление самоспасателей и изолирующих дыхательных аппаратов, предназначенных для работы в непригодной для дыхания среде.</w:t>
       </w:r>
+    </w:p>
+    <w:p>
+      <w:pPr>
+        <w:pStyle w:val="34"/>
+        <w:shd w:val="clear" w:color="auto" w:fill="FFFFFF"/>
+        <w:tabs>
+          <w:tab w:val="left" w:pos="993"/>
+        </w:tabs>
+        <w:spacing w:before="0" w:beforeAutospacing="0" w:after="0" w:afterAutospacing="0" w:line="360" w:lineRule="auto"/>
+        <w:ind w:left="709"/>
+        <w:contextualSpacing/>
+        <w:jc w:val="both"/>
+        <w:rPr>
+          <w:color w:val="0F1115"/>
+          <w:sz w:val="28"/>
+          <w:szCs w:val="28"/>
+        </w:rPr>
+      </w:pPr>
+    </w:p>
+    <w:p>
+      <w:pPr>
+        <w:pStyle w:val="34"/>
+        <w:shd w:val="clear" w:color="auto" w:fill="FFFFFF"/>
+        <w:tabs>
+          <w:tab w:val="left" w:pos="993"/>
+        </w:tabs>
+        <w:spacing w:before="0" w:beforeAutospacing="0" w:after="0" w:afterAutospacing="0" w:line="360" w:lineRule="auto"/>
+        <w:ind w:left="709"/>
+        <w:contextualSpacing/>
+        <w:jc w:val="both"/>
+        <w:rPr>
+          <w:color w:val="0F1115"/>
+          <w:sz w:val="28"/>
+          <w:szCs w:val="28"/>
+        </w:rPr>
+      </w:pPr>
     </w:p>
     <w:p>
       <w:pPr>
@@ -4221,7 +4234,7 @@
         <w:textAlignment w:val="auto"/>
       </w:pPr>
       <w:r>
-        <w:t>Разработанное решение позволяет вводить и хранить данные о товарах, контрагентах и хозяйственных операциях, вести автоматический учёт движения товаров (приход, расход, текущие остатки), а также формировать, просматривать и выводить на печать печатные формы накладных (в формате PDF или XLSX).</w:t>
+        <w:t xml:space="preserve">Разработанное решение позволяет вводить и хранить данные о товарах, контрагентах и хозяйственных операциях, вести автоматический учёт движения товаров (приход, расход, текущие остатки), а также формировать, просматривать и выводить на печать печатные формы накладных </w:t>
       </w:r>
     </w:p>
     <w:p>
@@ -4537,9 +4550,20 @@
         <w:ind w:firstLine="709"/>
         <w:jc w:val="both"/>
         <w:textAlignment w:val="auto"/>
-      </w:pPr>
-      <w:r>
-        <w:t>Экспорт: формирование накладных по шаблону и их выгрузка в форматы PDF и/или XLSX для последующей печати.</w:t>
+        <w:rPr>
+          <w:rFonts w:hint="default"/>
+          <w:lang w:val="ru-RU"/>
+        </w:rPr>
+      </w:pPr>
+      <w:r>
+        <w:t>Экспорт: формирование накладных по шаблону и их выгрузка</w:t>
+      </w:r>
+      <w:r>
+        <w:rPr>
+          <w:rFonts w:hint="default"/>
+          <w:lang w:val="ru-RU"/>
+        </w:rPr>
+        <w:t>.</w:t>
       </w:r>
     </w:p>
     <w:p>
@@ -4994,7 +5018,14 @@
         <w:textAlignment w:val="auto"/>
       </w:pPr>
       <w:r>
-        <w:t>Печатные формы приходных и расходных накладных, формируемые на основе разработанных программных шаблонов в формате PDF или XLSX.</w:t>
+        <w:t>Печатные формы приходных и расходных накладных, формируемые на основе разработанных программных шаблонов</w:t>
+      </w:r>
+      <w:r>
+        <w:rPr>
+          <w:rFonts w:hint="default"/>
+          <w:lang w:val="ru-RU"/>
+        </w:rPr>
+        <w:t>.</w:t>
       </w:r>
     </w:p>
     <w:p>
@@ -5167,6 +5198,12 @@
             <w:insideH w:val="single" w:color="auto" w:sz="4" w:space="0"/>
             <w:insideV w:val="single" w:color="auto" w:sz="4" w:space="0"/>
           </w:tblBorders>
+          <w:tblCellMar>
+            <w:top w:w="0" w:type="dxa"/>
+            <w:left w:w="108" w:type="dxa"/>
+            <w:bottom w:w="0" w:type="dxa"/>
+            <w:right w:w="108" w:type="dxa"/>
+          </w:tblCellMar>
         </w:tblPrEx>
         <w:tc>
           <w:tcPr>
@@ -6250,6 +6287,13 @@
         <w:jc w:val="both"/>
         <w:textAlignment w:val="auto"/>
       </w:pPr>
+      <w:r>
+        <w:rPr>
+          <w:b/>
+          <w:bCs/>
+        </w:rPr>
+        <w:t xml:space="preserve"> Климатические условия эксплуатации:</w:t>
+      </w:r>
     </w:p>
     <w:p>
       <w:pPr>
@@ -6270,6 +6314,9 @@
         <w:jc w:val="both"/>
         <w:textAlignment w:val="auto"/>
       </w:pPr>
+      <w:r>
+        <w:t>Климатические условия эксплуатации должны соответствовать стандартным требованиям, предъявляемым к помещениям, в которых эксплуатируется офисная техника.</w:t>
+      </w:r>
     </w:p>
     <w:p>
       <w:pPr>
@@ -6290,13 +6337,6 @@
         <w:jc w:val="both"/>
         <w:textAlignment w:val="auto"/>
       </w:pPr>
-      <w:r>
-        <w:rPr>
-          <w:b/>
-          <w:bCs/>
-        </w:rPr>
-        <w:t xml:space="preserve"> Климатические условия эксплуатации:</w:t>
-      </w:r>
     </w:p>
     <w:p>
       <w:pPr>
@@ -6318,7 +6358,11 @@
         <w:textAlignment w:val="auto"/>
       </w:pPr>
       <w:r>
-        <w:t>Климатические условия эксплуатации должны соответствовать стандартным требованиям, предъявляемым к помещениям, в которых эксплуатируется офисная техника.</w:t>
+        <w:rPr>
+          <w:b/>
+          <w:bCs/>
+        </w:rPr>
+        <w:t>Специальные требования:</w:t>
       </w:r>
     </w:p>
     <w:p>
@@ -6341,11 +6385,7 @@
         <w:textAlignment w:val="auto"/>
       </w:pPr>
       <w:r>
-        <w:rPr>
-          <w:b/>
-          <w:bCs/>
-        </w:rPr>
-        <w:t>Специальные требования:</w:t>
+        <w:t>Программа должна обеспечивать взаимодействие с пользователем посредством графического интерфейса. В рамках разработки необходимо создать программные модули обеспечивающие ввод и хранение данных, а также макет печатной формы УПД с возможностью вывода на печать.</w:t>
       </w:r>
     </w:p>
     <w:p>
@@ -6368,7 +6408,11 @@
         <w:textAlignment w:val="auto"/>
       </w:pPr>
       <w:r>
-        <w:t>Программа должна обеспечивать взаимодействие с пользователем посредством графического интерфейса. В рамках разработки необходимо создать программные модули обеспечивающие ввод и хранение данных, а также макет печатной формы УПД с возможностью вывода на печать.</w:t>
+        <w:rPr>
+          <w:b/>
+          <w:bCs/>
+        </w:rPr>
+        <w:t>Требования к программной документации:</w:t>
       </w:r>
     </w:p>
     <w:p>
@@ -6391,33 +6435,6 @@
         <w:textAlignment w:val="auto"/>
       </w:pPr>
       <w:r>
-        <w:rPr>
-          <w:b/>
-          <w:bCs/>
-        </w:rPr>
-        <w:t>Требования к программной документации:</w:t>
-      </w:r>
-    </w:p>
-    <w:p>
-      <w:pPr>
-        <w:keepNext w:val="0"/>
-        <w:pageBreakBefore w:val="0"/>
-        <w:widowControl/>
-        <w:kinsoku/>
-        <w:wordWrap/>
-        <w:overflowPunct/>
-        <w:topLinePunct w:val="0"/>
-        <w:autoSpaceDE/>
-        <w:autoSpaceDN/>
-        <w:bidi w:val="0"/>
-        <w:adjustRightInd/>
-        <w:snapToGrid/>
-        <w:spacing w:line="360" w:lineRule="auto"/>
-        <w:ind w:firstLine="709"/>
-        <w:jc w:val="both"/>
-        <w:textAlignment w:val="auto"/>
-      </w:pPr>
-      <w:r>
         <w:t>В ходе разработки программы должны быть подготовлены следующие программные документы: текст программы, описание программы, программа и методика испытаний, руководство пользователя, руководство программиста, технико-экономическое обоснование.</w:t>
       </w:r>
     </w:p>
@@ -6433,6 +6450,10 @@
         <w:pStyle w:val="3"/>
       </w:pPr>
     </w:p>
+    <w:p/>
+    <w:p/>
+    <w:p/>
+    <w:p/>
     <w:p/>
     <w:p/>
     <w:p/>
@@ -6650,8 +6671,8 @@
         </w:rPr>
         <w:drawing>
           <wp:inline distT="0" distB="0" distL="114300" distR="114300">
-            <wp:extent cx="6134735" cy="3208655"/>
-            <wp:effectExtent l="0" t="0" r="18415" b="10795"/>
+            <wp:extent cx="5934075" cy="3103880"/>
+            <wp:effectExtent l="0" t="0" r="9525" b="1270"/>
             <wp:docPr id="22" name="Изображение 5" descr="IMG_256"/>
             <wp:cNvGraphicFramePr>
               <a:graphicFrameLocks xmlns:a="http://schemas.openxmlformats.org/drawingml/2006/main" noChangeAspect="1"/>
@@ -6674,7 +6695,7 @@
                   <pic:spPr>
                     <a:xfrm>
                       <a:off x="0" y="0"/>
-                      <a:ext cx="6134735" cy="3208655"/>
+                      <a:ext cx="5934075" cy="3103880"/>
                     </a:xfrm>
                     <a:prstGeom prst="rect">
                       <a:avLst/>
@@ -6708,6 +6729,8 @@
       <w:r>
         <w:t>. «Схема программы»</w:t>
       </w:r>
+      <w:bookmarkStart w:id="35" w:name="_GoBack"/>
+      <w:bookmarkEnd w:id="35"/>
     </w:p>
     <w:p>
       <w:pPr>
@@ -10196,6 +10219,12 @@
             <w:insideH w:val="none" w:color="auto" w:sz="0" w:space="0"/>
             <w:insideV w:val="none" w:color="auto" w:sz="0" w:space="0"/>
           </w:tblBorders>
+          <w:tblCellMar>
+            <w:top w:w="0" w:type="dxa"/>
+            <w:left w:w="108" w:type="dxa"/>
+            <w:bottom w:w="0" w:type="dxa"/>
+            <w:right w:w="108" w:type="dxa"/>
+          </w:tblCellMar>
         </w:tblPrEx>
         <w:tc>
           <w:tcPr>
@@ -12063,8 +12092,6 @@
         <w:pStyle w:val="3"/>
       </w:pPr>
       <w:bookmarkStart w:id="21" w:name="_Toc230700860"/>
-      <w:bookmarkStart w:id="35" w:name="_GoBack"/>
-      <w:bookmarkEnd w:id="35"/>
       <w:r>
         <w:t>3.6. Отладка ПО</w:t>
       </w:r>
@@ -16461,8 +16488,8 @@
       <w:pPr>
         <w:pStyle w:val="2"/>
       </w:pPr>
-      <w:bookmarkStart w:id="33" w:name="_Toc230700866"/>
-      <w:bookmarkStart w:id="34" w:name="_Ref200889825"/>
+      <w:bookmarkStart w:id="33" w:name="_Ref200889825"/>
+      <w:bookmarkStart w:id="34" w:name="_Toc230700866"/>
       <w:r>
         <w:t>Приложения</w:t>
       </w:r>
@@ -22472,7 +22499,7 @@
     <w:sdtPr>
       <w:id w:val="-2137020507"/>
       <w:docPartObj>
-        <w:docPartGallery w:val="AutoText"/>
+        <w:docPartGallery w:val="autotext"/>
       </w:docPartObj>
     </w:sdtPr>
     <w:sdtContent>
@@ -23824,6 +23851,7 @@
     <w:basedOn w:val="5"/>
     <w:link w:val="4"/>
     <w:semiHidden/>
+    <w:qFormat/>
     <w:uiPriority w:val="9"/>
     <w:rPr>
       <w:rFonts w:asciiTheme="majorHAnsi" w:hAnsiTheme="majorHAnsi" w:eastAsiaTheme="majorEastAsia" w:cstheme="majorBidi"/>
